--- a/labs/lab05/report/mathmod--lab05--report.docx
+++ b/labs/lab05/report/mathmod--lab05--report.docx
@@ -23,7 +23,7 @@
         <w:pStyle w:val="Author"/>
       </w:pPr>
       <w:r>
-        <w:t xml:space="preserve">Суннатилло Махмудов</w:t>
+        <w:t xml:space="preserve">Хамди Мохаммад</w:t>
       </w:r>
     </w:p>
     <w:sdt>
@@ -66,7 +66,7 @@
         <w:pStyle w:val="FirstParagraph"/>
       </w:pPr>
       <w:r>
-        <w:t xml:space="preserve">Изучить модель хищник-жертва</w:t>
+        <w:t xml:space="preserve">Исследовать динамику системы типа «хищник–жертва»</w:t>
       </w:r>
     </w:p>
     <w:bookmarkEnd w:id="20"/>
@@ -88,7 +88,7 @@
         </w:numPr>
       </w:pPr>
       <w:r>
-        <w:t xml:space="preserve">Построить график зависимости</w:t>
+        <w:t xml:space="preserve">Построить зависимость</w:t>
       </w:r>
       <w:r>
         <w:t xml:space="preserve"> </w:t>
@@ -113,10 +113,7 @@
         </m:r>
       </m:oMath>
       <w:r>
-        <w:t xml:space="preserve"> </w:t>
-      </w:r>
-      <w:r>
-        <w:t xml:space="preserve">и графики функций</w:t>
+        <w:t xml:space="preserve">, а также графики</w:t>
       </w:r>
       <w:r>
         <w:t xml:space="preserve"> </w:t>
@@ -140,7 +137,10 @@
         </m:d>
       </m:oMath>
       <w:r>
-        <w:t xml:space="preserve">,</w:t>
+        <w:t xml:space="preserve"> </w:t>
+      </w:r>
+      <w:r>
+        <w:t xml:space="preserve">и</w:t>
       </w:r>
       <w:r>
         <w:t xml:space="preserve"> </w:t>
@@ -163,6 +163,9 @@
           </m:e>
         </m:d>
       </m:oMath>
+      <w:r>
+        <w:br/>
+      </w:r>
     </w:p>
     <w:p>
       <w:pPr>
@@ -173,7 +176,7 @@
         </w:numPr>
       </w:pPr>
       <w:r>
-        <w:t xml:space="preserve">Найти стационарное состояние системы</w:t>
+        <w:t xml:space="preserve">Определить стационарное состояние системы</w:t>
       </w:r>
     </w:p>
     <w:bookmarkEnd w:id="21"/>
@@ -200,7 +203,7 @@
         <w:pStyle w:val="FirstParagraph"/>
       </w:pPr>
       <w:r>
-        <w:t xml:space="preserve">В данной лабораторной работе рассматривается математическая модель системы «Хищник-жертва».</w:t>
+        <w:t xml:space="preserve">В рамках данной работы анализируется классическая модель взаимодействия двух популяций — хищников и жертв.</w:t>
       </w:r>
     </w:p>
     <w:p>
@@ -208,13 +211,7 @@
         <w:pStyle w:val="BodyText"/>
       </w:pPr>
       <w:r>
-        <w:t xml:space="preserve">Рассмотрим базисные компоненты системы.</w:t>
-      </w:r>
-      <w:r>
-        <w:t xml:space="preserve"> </w:t>
-      </w:r>
-      <w:r>
-        <w:t xml:space="preserve">Пусть система имеет</w:t>
+        <w:t xml:space="preserve">Пусть численности популяций обозначены как</w:t>
       </w:r>
       <w:r>
         <w:t xml:space="preserve"> </w:t>
@@ -228,7 +225,7 @@
         <w:t xml:space="preserve"> </w:t>
       </w:r>
       <w:r>
-        <w:t xml:space="preserve">хищников и</w:t>
+        <w:t xml:space="preserve">(хищники) и</w:t>
       </w:r>
       <w:r>
         <w:t xml:space="preserve"> </w:t>
@@ -242,37 +239,87 @@
         <w:t xml:space="preserve"> </w:t>
       </w:r>
       <w:r>
-        <w:t xml:space="preserve">жертв. И пусть для этой системы выполняются следующие предположения: (Модель Лотки-Вольтерра)</w:t>
-      </w:r>
-      <w:r>
-        <w:t xml:space="preserve"> </w:t>
-      </w:r>
-      <w:r>
-        <w:t xml:space="preserve">1. Численность популяции жертв и хищников зависят только от времени (модель не учитывает пространственное распределение популяции на занимаемой территории)</w:t>
-      </w:r>
-      <w:r>
-        <w:t xml:space="preserve"> </w:t>
-      </w:r>
-      <w:r>
-        <w:t xml:space="preserve">2. В отсутствии взаимодействия численность видов изменяется по модели Мальтуса, при этом число жертв увеличивается, а число хищников падает</w:t>
-      </w:r>
-      <w:r>
-        <w:t xml:space="preserve"> </w:t>
-      </w:r>
-      <w:r>
-        <w:t xml:space="preserve">3. Естественная смертность жертвы и естественная рождаемость хищника считаются несущественными</w:t>
-      </w:r>
-      <w:r>
-        <w:t xml:space="preserve"> </w:t>
-      </w:r>
-      <w:r>
-        <w:t xml:space="preserve">4. Эффект насыщения численности обеих популяций не учитывается</w:t>
-      </w:r>
-      <w:r>
-        <w:t xml:space="preserve"> </w:t>
-      </w:r>
-      <w:r>
-        <w:t xml:space="preserve">5. Скорость роста численности жертв уменьшается пропорционально численности хищников:</w:t>
+        <w:t xml:space="preserve">(жертвы). Предполагается выполнение следующих условий (модель Лотки–Вольтерры):</w:t>
+      </w:r>
+    </w:p>
+    <w:p>
+      <w:pPr>
+        <w:pStyle w:val="Compact"/>
+        <w:numPr>
+          <w:ilvl w:val="0"/>
+          <w:numId w:val="1002"/>
+        </w:numPr>
+      </w:pPr>
+      <w:r>
+        <w:t xml:space="preserve">Численности зависят исключительно от времени (пространственные эффекты не учитываются)</w:t>
+      </w:r>
+      <w:r>
+        <w:br/>
+      </w:r>
+    </w:p>
+    <w:p>
+      <w:pPr>
+        <w:pStyle w:val="Compact"/>
+        <w:numPr>
+          <w:ilvl w:val="0"/>
+          <w:numId w:val="1002"/>
+        </w:numPr>
+      </w:pPr>
+      <w:r>
+        <w:t xml:space="preserve">При отсутствии взаимодействия динамика описывается моделью Мальтуса: жертвы растут, хищники вымирают</w:t>
+      </w:r>
+      <w:r>
+        <w:br/>
+      </w:r>
+    </w:p>
+    <w:p>
+      <w:pPr>
+        <w:pStyle w:val="Compact"/>
+        <w:numPr>
+          <w:ilvl w:val="0"/>
+          <w:numId w:val="1002"/>
+        </w:numPr>
+      </w:pPr>
+      <w:r>
+        <w:t xml:space="preserve">Естественные процессы (смертность жертв и рождаемость хищников) пренебрежимо малы</w:t>
+      </w:r>
+      <w:r>
+        <w:br/>
+      </w:r>
+    </w:p>
+    <w:p>
+      <w:pPr>
+        <w:pStyle w:val="Compact"/>
+        <w:numPr>
+          <w:ilvl w:val="0"/>
+          <w:numId w:val="1002"/>
+        </w:numPr>
+      </w:pPr>
+      <w:r>
+        <w:t xml:space="preserve">Ограничения на рост популяций отсутствуют</w:t>
+      </w:r>
+      <w:r>
+        <w:br/>
+      </w:r>
+    </w:p>
+    <w:p>
+      <w:pPr>
+        <w:pStyle w:val="Compact"/>
+        <w:numPr>
+          <w:ilvl w:val="0"/>
+          <w:numId w:val="1002"/>
+        </w:numPr>
+      </w:pPr>
+      <w:r>
+        <w:t xml:space="preserve">Взаимодействие уменьшает рост жертв пропорционально численности хищников</w:t>
+      </w:r>
+    </w:p>
+    <w:p>
+      <w:pPr>
+        <w:pStyle w:val="FirstParagraph"/>
+      </w:pPr>
+      <w:r>
+        <w:t xml:space="preserve">Математическая модель имеет вид:</w:t>
       </w:r>
     </w:p>
     <w:p>
@@ -334,6 +381,18 @@
                       </m:rPr>
                       <m:t>=</m:t>
                     </m:r>
+                    <m:r>
+                      <m:rPr>
+                        <m:sty m:val="p"/>
+                      </m:rPr>
+                      <m:t>−</m:t>
+                    </m:r>
+                    <m:r>
+                      <m:t>a</m:t>
+                    </m:r>
+                    <m:r>
+                      <m:t>x</m:t>
+                    </m:r>
                     <m:d>
                       <m:dPr>
                         <m:begChr m:val="("/>
@@ -343,71 +402,49 @@
                       </m:dPr>
                       <m:e>
                         <m:r>
-                          <m:rPr>
-                            <m:sty m:val="p"/>
-                          </m:rPr>
-                          <m:t>−</m:t>
+                          <m:t>t</m:t>
                         </m:r>
+                      </m:e>
+                    </m:d>
+                    <m:r>
+                      <m:rPr>
+                        <m:sty m:val="p"/>
+                      </m:rPr>
+                      <m:t>+</m:t>
+                    </m:r>
+                    <m:r>
+                      <m:t>b</m:t>
+                    </m:r>
+                    <m:r>
+                      <m:t>y</m:t>
+                    </m:r>
+                    <m:d>
+                      <m:dPr>
+                        <m:begChr m:val="("/>
+                        <m:sepChr m:val=""/>
+                        <m:endChr m:val=")"/>
+                        <m:grow/>
+                      </m:dPr>
+                      <m:e>
                         <m:r>
-                          <m:t>a</m:t>
+                          <m:t>t</m:t>
                         </m:r>
+                      </m:e>
+                    </m:d>
+                    <m:r>
+                      <m:t>x</m:t>
+                    </m:r>
+                    <m:d>
+                      <m:dPr>
+                        <m:begChr m:val="("/>
+                        <m:sepChr m:val=""/>
+                        <m:endChr m:val=")"/>
+                        <m:grow/>
+                      </m:dPr>
+                      <m:e>
                         <m:r>
-                          <m:t>x</m:t>
+                          <m:t>t</m:t>
                         </m:r>
-                        <m:d>
-                          <m:dPr>
-                            <m:begChr m:val="("/>
-                            <m:sepChr m:val=""/>
-                            <m:endChr m:val=")"/>
-                            <m:grow/>
-                          </m:dPr>
-                          <m:e>
-                            <m:r>
-                              <m:t>t</m:t>
-                            </m:r>
-                          </m:e>
-                        </m:d>
-                        <m:r>
-                          <m:rPr>
-                            <m:sty m:val="p"/>
-                          </m:rPr>
-                          <m:t>+</m:t>
-                        </m:r>
-                        <m:r>
-                          <m:t>b</m:t>
-                        </m:r>
-                        <m:r>
-                          <m:t>y</m:t>
-                        </m:r>
-                        <m:d>
-                          <m:dPr>
-                            <m:begChr m:val="("/>
-                            <m:sepChr m:val=""/>
-                            <m:endChr m:val=")"/>
-                            <m:grow/>
-                          </m:dPr>
-                          <m:e>
-                            <m:r>
-                              <m:t>t</m:t>
-                            </m:r>
-                          </m:e>
-                        </m:d>
-                        <m:r>
-                          <m:t>x</m:t>
-                        </m:r>
-                        <m:d>
-                          <m:dPr>
-                            <m:begChr m:val="("/>
-                            <m:sepChr m:val=""/>
-                            <m:endChr m:val=")"/>
-                            <m:grow/>
-                          </m:dPr>
-                          <m:e>
-                            <m:r>
-                              <m:t>t</m:t>
-                            </m:r>
-                          </m:e>
-                        </m:d>
                       </m:e>
                     </m:d>
                   </m:e>
@@ -441,6 +478,12 @@
                       </m:rPr>
                       <m:t>=</m:t>
                     </m:r>
+                    <m:r>
+                      <m:t>c</m:t>
+                    </m:r>
+                    <m:r>
+                      <m:t>y</m:t>
+                    </m:r>
                     <m:d>
                       <m:dPr>
                         <m:begChr m:val="("/>
@@ -450,65 +493,49 @@
                       </m:dPr>
                       <m:e>
                         <m:r>
-                          <m:t>c</m:t>
+                          <m:t>t</m:t>
                         </m:r>
+                      </m:e>
+                    </m:d>
+                    <m:r>
+                      <m:rPr>
+                        <m:sty m:val="p"/>
+                      </m:rPr>
+                      <m:t>−</m:t>
+                    </m:r>
+                    <m:r>
+                      <m:t>d</m:t>
+                    </m:r>
+                    <m:r>
+                      <m:t>y</m:t>
+                    </m:r>
+                    <m:d>
+                      <m:dPr>
+                        <m:begChr m:val="("/>
+                        <m:sepChr m:val=""/>
+                        <m:endChr m:val=")"/>
+                        <m:grow/>
+                      </m:dPr>
+                      <m:e>
                         <m:r>
-                          <m:t>y</m:t>
+                          <m:t>t</m:t>
                         </m:r>
-                        <m:d>
-                          <m:dPr>
-                            <m:begChr m:val="("/>
-                            <m:sepChr m:val=""/>
-                            <m:endChr m:val=")"/>
-                            <m:grow/>
-                          </m:dPr>
-                          <m:e>
-                            <m:r>
-                              <m:t>t</m:t>
-                            </m:r>
-                          </m:e>
-                        </m:d>
+                      </m:e>
+                    </m:d>
+                    <m:r>
+                      <m:t>x</m:t>
+                    </m:r>
+                    <m:d>
+                      <m:dPr>
+                        <m:begChr m:val="("/>
+                        <m:sepChr m:val=""/>
+                        <m:endChr m:val=")"/>
+                        <m:grow/>
+                      </m:dPr>
+                      <m:e>
                         <m:r>
-                          <m:rPr>
-                            <m:sty m:val="p"/>
-                          </m:rPr>
-                          <m:t>−</m:t>
+                          <m:t>t</m:t>
                         </m:r>
-                        <m:r>
-                          <m:t>d</m:t>
-                        </m:r>
-                        <m:r>
-                          <m:t>y</m:t>
-                        </m:r>
-                        <m:d>
-                          <m:dPr>
-                            <m:begChr m:val="("/>
-                            <m:sepChr m:val=""/>
-                            <m:endChr m:val=")"/>
-                            <m:grow/>
-                          </m:dPr>
-                          <m:e>
-                            <m:r>
-                              <m:t>t</m:t>
-                            </m:r>
-                          </m:e>
-                        </m:d>
-                        <m:r>
-                          <m:t>x</m:t>
-                        </m:r>
-                        <m:d>
-                          <m:dPr>
-                            <m:begChr m:val="("/>
-                            <m:sepChr m:val=""/>
-                            <m:endChr m:val=")"/>
-                            <m:grow/>
-                          </m:dPr>
-                          <m:e>
-                            <m:r>
-                              <m:t>t</m:t>
-                            </m:r>
-                          </m:e>
-                        </m:d>
                       </m:e>
                     </m:d>
                   </m:e>
@@ -524,7 +551,7 @@
         <w:pStyle w:val="FirstParagraph"/>
       </w:pPr>
       <w:r>
-        <w:t xml:space="preserve">Параметр</w:t>
+        <w:t xml:space="preserve">Здесь</w:t>
       </w:r>
       <w:r>
         <w:t xml:space="preserve"> </w:t>
@@ -538,7 +565,7 @@
         <w:t xml:space="preserve"> </w:t>
       </w:r>
       <w:r>
-        <w:t xml:space="preserve">определяет коэффициент смертности хищников,</w:t>
+        <w:t xml:space="preserve">— коэффициент убыли хищников,</w:t>
       </w:r>
       <w:r>
         <w:t xml:space="preserve"> </w:t>
@@ -552,10 +579,10 @@
         <w:t xml:space="preserve"> </w:t>
       </w:r>
       <w:r>
-        <w:t xml:space="preserve">– коэффициент естественного прироста хищников,</w:t>
-      </w:r>
-      <w:r>
-        <w:t xml:space="preserve"> </w:t>
+        <w:t xml:space="preserve">— коэффициент их прироста,</w:t>
+      </w:r>
+      <w:r>
+        <w:br/>
       </w:r>
       <m:oMath>
         <m:r>
@@ -566,7 +593,7 @@
         <w:t xml:space="preserve"> </w:t>
       </w:r>
       <w:r>
-        <w:t xml:space="preserve">– коэффициент прироста жертв и</w:t>
+        <w:t xml:space="preserve">— скорость роста жертв,</w:t>
       </w:r>
       <w:r>
         <w:t xml:space="preserve"> </w:t>
@@ -580,7 +607,7 @@
         <w:t xml:space="preserve"> </w:t>
       </w:r>
       <w:r>
-        <w:t xml:space="preserve">– коэффициент смертности жертв</w:t>
+        <w:t xml:space="preserve">— коэффициент их гибели.</w:t>
       </w:r>
     </w:p>
     <w:p>
@@ -588,92 +615,96 @@
         <w:pStyle w:val="BodyText"/>
       </w:pPr>
       <w:r>
-        <w:t xml:space="preserve">В зависимости от этих параметрах система и будет изменяться. Однако следует выделить одно важное состояние системы, при котором не происходит никаких изменений как со стороны хищников, так и со стороны жертв. Это, так называемое, стационарное состояние системы. При нем, как уже было отмечено, изменение численности популяции равно нулю.</w:t>
-      </w:r>
-      <w:r>
-        <w:t xml:space="preserve"> </w:t>
-      </w:r>
-      <w:r>
-        <w:t xml:space="preserve">Следовательно, при отсутствии изменений в системе</w:t>
-      </w:r>
-      <w:r>
-        <w:t xml:space="preserve"> </w:t>
-      </w:r>
-      <m:oMath>
-        <m:f>
-          <m:fPr>
-            <m:type m:val="bar"/>
-          </m:fPr>
-          <m:num>
-            <m:r>
-              <m:t>d</m:t>
-            </m:r>
-            <m:r>
-              <m:t>x</m:t>
-            </m:r>
-          </m:num>
-          <m:den>
-            <m:r>
-              <m:t>d</m:t>
-            </m:r>
-            <m:r>
-              <m:t>t</m:t>
-            </m:r>
-          </m:den>
-        </m:f>
-        <m:r>
-          <m:rPr>
-            <m:sty m:val="p"/>
-          </m:rPr>
-          <m:t>=</m:t>
-        </m:r>
-        <m:r>
-          <m:t>0</m:t>
-        </m:r>
-        <m:r>
-          <m:rPr>
-            <m:sty m:val="p"/>
-          </m:rPr>
-          <m:t>,</m:t>
-        </m:r>
-        <m:f>
-          <m:fPr>
-            <m:type m:val="bar"/>
-          </m:fPr>
-          <m:num>
-            <m:r>
-              <m:t>d</m:t>
-            </m:r>
-            <m:r>
-              <m:t>y</m:t>
-            </m:r>
-          </m:num>
-          <m:den>
-            <m:r>
-              <m:t>d</m:t>
-            </m:r>
-            <m:r>
-              <m:t>t</m:t>
-            </m:r>
-          </m:den>
-        </m:f>
-        <m:r>
-          <m:rPr>
-            <m:sty m:val="p"/>
-          </m:rPr>
-          <m:t>=</m:t>
-        </m:r>
-        <m:r>
-          <m:t>0</m:t>
-        </m:r>
-      </m:oMath>
+        <w:t xml:space="preserve">Особый интерес представляет состояние равновесия системы, при котором изменения отсутствуют:</w:t>
+      </w:r>
     </w:p>
     <w:p>
       <w:pPr>
         <w:pStyle w:val="BodyText"/>
       </w:pPr>
-      <w:r>
-        <w:t xml:space="preserve">Пусть по условию есть хотя бы один хищник и хотя бы одна жертва:</w:t>
+      <m:oMathPara>
+        <m:oMathParaPr>
+          <m:jc m:val="center"/>
+        </m:oMathParaPr>
+        <m:oMath>
+          <m:f>
+            <m:fPr>
+              <m:type m:val="bar"/>
+            </m:fPr>
+            <m:num>
+              <m:r>
+                <m:t>d</m:t>
+              </m:r>
+              <m:r>
+                <m:t>x</m:t>
+              </m:r>
+            </m:num>
+            <m:den>
+              <m:r>
+                <m:t>d</m:t>
+              </m:r>
+              <m:r>
+                <m:t>t</m:t>
+              </m:r>
+            </m:den>
+          </m:f>
+          <m:r>
+            <m:rPr>
+              <m:sty m:val="p"/>
+            </m:rPr>
+            <m:t>=</m:t>
+          </m:r>
+          <m:r>
+            <m:t>0</m:t>
+          </m:r>
+          <m:r>
+            <m:rPr>
+              <m:sty m:val="p"/>
+            </m:rPr>
+            <m:t>,</m:t>
+          </m:r>
+          <m:r>
+            <m:t> </m:t>
+          </m:r>
+          <m:f>
+            <m:fPr>
+              <m:type m:val="bar"/>
+            </m:fPr>
+            <m:num>
+              <m:r>
+                <m:t>d</m:t>
+              </m:r>
+              <m:r>
+                <m:t>y</m:t>
+              </m:r>
+            </m:num>
+            <m:den>
+              <m:r>
+                <m:t>d</m:t>
+              </m:r>
+              <m:r>
+                <m:t>t</m:t>
+              </m:r>
+            </m:den>
+          </m:f>
+          <m:r>
+            <m:rPr>
+              <m:sty m:val="p"/>
+            </m:rPr>
+            <m:t>=</m:t>
+          </m:r>
+          <m:r>
+            <m:t>0</m:t>
+          </m:r>
+        </m:oMath>
+      </m:oMathPara>
+    </w:p>
+    <w:p>
+      <w:pPr>
+        <w:pStyle w:val="FirstParagraph"/>
+      </w:pPr>
+      <w:r>
+        <w:t xml:space="preserve">При условиях</w:t>
       </w:r>
       <w:r>
         <w:t xml:space="preserve"> </w:t>
@@ -691,12 +722,14 @@
         <m:r>
           <m:t>0</m:t>
         </m:r>
-        <m:r>
-          <m:rPr>
-            <m:sty m:val="p"/>
-          </m:rPr>
-          <m:t>,</m:t>
-        </m:r>
+      </m:oMath>
+      <w:r>
+        <w:t xml:space="preserve">,</w:t>
+      </w:r>
+      <w:r>
+        <w:t xml:space="preserve"> </w:t>
+      </w:r>
+      <m:oMath>
         <m:r>
           <m:t>y</m:t>
         </m:r>
@@ -714,7 +747,7 @@
         <w:t xml:space="preserve"> </w:t>
       </w:r>
       <w:r>
-        <w:t xml:space="preserve">Тогда стационарное состояние системы определяется следующим образом:</w:t>
+        <w:t xml:space="preserve">стационарная точка определяется выражениями:</w:t>
       </w:r>
     </w:p>
     <w:p>
@@ -765,6 +798,9 @@
             </m:rPr>
             <m:t>,</m:t>
           </m:r>
+          <m:r>
+            <m:t> </m:t>
+          </m:r>
           <m:sSub>
             <m:e>
               <m:r>
@@ -816,7 +852,7 @@
         <w:pStyle w:val="FirstParagraph"/>
       </w:pPr>
       <w:r>
-        <w:t xml:space="preserve">Для модели «хищник-жертва»:</w:t>
+        <w:t xml:space="preserve">Рассмотрим систему:</w:t>
       </w:r>
     </w:p>
     <w:p>
@@ -1048,13 +1084,34 @@
         <w:pStyle w:val="FirstParagraph"/>
       </w:pPr>
       <w:r>
-        <w:t xml:space="preserve">Постройте график зависимости численности хищников от численности жертв, а также графики изменения численности хищников и численности жертв</w:t>
-      </w:r>
-      <w:r>
-        <w:t xml:space="preserve"> </w:t>
-      </w:r>
-      <w:r>
-        <w:t xml:space="preserve">при следующих начальных условиях:</w:t>
+        <w:t xml:space="preserve">Требуется:</w:t>
+      </w:r>
+    </w:p>
+    <w:p>
+      <w:pPr>
+        <w:pStyle w:val="Compact"/>
+        <w:numPr>
+          <w:ilvl w:val="0"/>
+          <w:numId w:val="1003"/>
+        </w:numPr>
+      </w:pPr>
+      <w:r>
+        <w:t xml:space="preserve">построить фазовую зависимость и временные графики</w:t>
+      </w:r>
+      <w:r>
+        <w:br/>
+      </w:r>
+    </w:p>
+    <w:p>
+      <w:pPr>
+        <w:pStyle w:val="Compact"/>
+        <w:numPr>
+          <w:ilvl w:val="0"/>
+          <w:numId w:val="1003"/>
+        </w:numPr>
+      </w:pPr>
+      <w:r>
+        <w:t xml:space="preserve">использовать начальные условия</w:t>
       </w:r>
       <w:r>
         <w:t xml:space="preserve"> </w:t>
@@ -1081,12 +1138,14 @@
         <m:r>
           <m:t>8</m:t>
         </m:r>
-        <m:r>
-          <m:rPr>
-            <m:sty m:val="p"/>
-          </m:rPr>
-          <m:t>,</m:t>
-        </m:r>
+      </m:oMath>
+      <w:r>
+        <w:t xml:space="preserve">,</w:t>
+      </w:r>
+      <w:r>
+        <w:t xml:space="preserve"> </w:t>
+      </w:r>
+      <m:oMath>
         <m:sSub>
           <m:e>
             <m:r>
@@ -1110,121 +1169,140 @@
         </m:r>
       </m:oMath>
       <w:r>
-        <w:t xml:space="preserve"> </w:t>
-      </w:r>
-      <w:r>
-        <w:t xml:space="preserve">Найдите стационарное состояние системы</w:t>
+        <w:br/>
+      </w:r>
+    </w:p>
+    <w:p>
+      <w:pPr>
+        <w:pStyle w:val="Compact"/>
+        <w:numPr>
+          <w:ilvl w:val="0"/>
+          <w:numId w:val="1003"/>
+        </w:numPr>
+      </w:pPr>
+      <w:r>
+        <w:t xml:space="preserve">найти равновесное состояние</w:t>
+      </w:r>
+    </w:p>
+    <w:p>
+      <w:pPr>
+        <w:pStyle w:val="FirstParagraph"/>
+      </w:pPr>
+      <w:r>
+        <w:t xml:space="preserve">Стационарная точка:</w:t>
       </w:r>
     </w:p>
     <w:p>
       <w:pPr>
         <w:pStyle w:val="BodyText"/>
       </w:pPr>
-      <w:r>
-        <w:t xml:space="preserve">Стационарное состояние</w:t>
-      </w:r>
-      <w:r>
-        <w:t xml:space="preserve"> </w:t>
-      </w:r>
-      <m:oMath>
-        <m:sSub>
-          <m:e>
-            <m:r>
-              <m:t>x</m:t>
-            </m:r>
-          </m:e>
-          <m:sub>
-            <m:r>
-              <m:t>0</m:t>
-            </m:r>
-          </m:sub>
-        </m:sSub>
-        <m:r>
-          <m:rPr>
-            <m:sty m:val="p"/>
-          </m:rPr>
-          <m:t>=</m:t>
-        </m:r>
-        <m:f>
-          <m:fPr>
-            <m:type m:val="bar"/>
-          </m:fPr>
-          <m:num>
-            <m:r>
-              <m:t>a</m:t>
-            </m:r>
-          </m:num>
-          <m:den>
-            <m:r>
-              <m:t>b</m:t>
-            </m:r>
-          </m:den>
-        </m:f>
-        <m:r>
-          <m:rPr>
-            <m:sty m:val="p"/>
-          </m:rPr>
-          <m:t>=</m:t>
-        </m:r>
-        <m:r>
-          <m:t>10</m:t>
-        </m:r>
-        <m:r>
-          <m:rPr>
-            <m:sty m:val="p"/>
-          </m:rPr>
-          <m:t>,</m:t>
-        </m:r>
-        <m:sSub>
-          <m:e>
-            <m:r>
-              <m:t>y</m:t>
-            </m:r>
-          </m:e>
-          <m:sub>
-            <m:r>
-              <m:t>0</m:t>
-            </m:r>
-          </m:sub>
-        </m:sSub>
-        <m:r>
-          <m:rPr>
-            <m:sty m:val="p"/>
-          </m:rPr>
-          <m:t>=</m:t>
-        </m:r>
-        <m:f>
-          <m:fPr>
-            <m:type m:val="bar"/>
-          </m:fPr>
-          <m:num>
-            <m:r>
-              <m:t>c</m:t>
-            </m:r>
-          </m:num>
-          <m:den>
-            <m:r>
-              <m:t>d</m:t>
-            </m:r>
-          </m:den>
-        </m:f>
-        <m:r>
-          <m:rPr>
-            <m:sty m:val="p"/>
-          </m:rPr>
-          <m:t>=</m:t>
-        </m:r>
-        <m:r>
-          <m:t>10</m:t>
-        </m:r>
-      </m:oMath>
+      <m:oMathPara>
+        <m:oMathParaPr>
+          <m:jc m:val="center"/>
+        </m:oMathParaPr>
+        <m:oMath>
+          <m:sSub>
+            <m:e>
+              <m:r>
+                <m:t>x</m:t>
+              </m:r>
+            </m:e>
+            <m:sub>
+              <m:r>
+                <m:t>0</m:t>
+              </m:r>
+            </m:sub>
+          </m:sSub>
+          <m:r>
+            <m:rPr>
+              <m:sty m:val="p"/>
+            </m:rPr>
+            <m:t>=</m:t>
+          </m:r>
+          <m:f>
+            <m:fPr>
+              <m:type m:val="bar"/>
+            </m:fPr>
+            <m:num>
+              <m:r>
+                <m:t>a</m:t>
+              </m:r>
+            </m:num>
+            <m:den>
+              <m:r>
+                <m:t>b</m:t>
+              </m:r>
+            </m:den>
+          </m:f>
+          <m:r>
+            <m:rPr>
+              <m:sty m:val="p"/>
+            </m:rPr>
+            <m:t>=</m:t>
+          </m:r>
+          <m:r>
+            <m:t>10</m:t>
+          </m:r>
+          <m:r>
+            <m:rPr>
+              <m:sty m:val="p"/>
+            </m:rPr>
+            <m:t>,</m:t>
+          </m:r>
+          <m:r>
+            <m:t> </m:t>
+          </m:r>
+          <m:sSub>
+            <m:e>
+              <m:r>
+                <m:t>y</m:t>
+              </m:r>
+            </m:e>
+            <m:sub>
+              <m:r>
+                <m:t>0</m:t>
+              </m:r>
+            </m:sub>
+          </m:sSub>
+          <m:r>
+            <m:rPr>
+              <m:sty m:val="p"/>
+            </m:rPr>
+            <m:t>=</m:t>
+          </m:r>
+          <m:f>
+            <m:fPr>
+              <m:type m:val="bar"/>
+            </m:fPr>
+            <m:num>
+              <m:r>
+                <m:t>c</m:t>
+              </m:r>
+            </m:num>
+            <m:den>
+              <m:r>
+                <m:t>d</m:t>
+              </m:r>
+            </m:den>
+          </m:f>
+          <m:r>
+            <m:rPr>
+              <m:sty m:val="p"/>
+            </m:rPr>
+            <m:t>=</m:t>
+          </m:r>
+          <m:r>
+            <m:t>10</m:t>
+          </m:r>
+        </m:oMath>
+      </m:oMathPara>
     </w:p>
     <w:p>
       <w:pPr>
-        <w:pStyle w:val="BodyText"/>
+        <w:pStyle w:val="FirstParagraph"/>
       </w:pPr>
       <w:r>
-        <w:t xml:space="preserve">Для моделирования процесса и построения графиков использовались внешние файлы с программным кодом:</w:t>
+        <w:t xml:space="preserve">Для численного анализа использовались внешние модули:</w:t>
       </w:r>
     </w:p>
     <w:bookmarkEnd w:id="23"/>
@@ -20091,7 +20169,7 @@
         <w:pStyle w:val="BodyText"/>
       </w:pPr>
       <w:r>
-        <w:t xml:space="preserve">Для базовой модели на графиках временных зависимостей наблюдаются устойчивые периодические колебания обеих переменных. Численности жертв</w:t>
+        <w:t xml:space="preserve">Для исходной модели наблюдается регулярное колебательное поведение. Функции</w:t>
       </w:r>
       <w:r>
         <w:t xml:space="preserve"> </w:t>
@@ -20118,7 +20196,7 @@
         <w:t xml:space="preserve"> </w:t>
       </w:r>
       <w:r>
-        <w:t xml:space="preserve">и хищников</w:t>
+        <w:t xml:space="preserve">и</w:t>
       </w:r>
       <w:r>
         <w:t xml:space="preserve"> </w:t>
@@ -20145,7 +20223,7 @@
         <w:t xml:space="preserve"> </w:t>
       </w:r>
       <w:r>
-        <w:t xml:space="preserve">изменяются во времени регулярно, причём амплитуда колебаний на всём интервале остаётся практически постоянной.</w:t>
+        <w:t xml:space="preserve">демонстрируют устойчивые периодические изменения с практически неизменной амплитудой.</w:t>
       </w:r>
     </w:p>
     <w:p>
@@ -20153,7 +20231,7 @@
         <w:pStyle w:val="BodyText"/>
       </w:pPr>
       <w:r>
-        <w:t xml:space="preserve">Такое поведение соответствует классической колебательной динамике системы хищник–жертва без затухания. Популяции не переходят к стационарному состоянию и не демонстрируют затухания амплитуды, а продолжают совершать повторяющиеся колебания около некоторого среднего уровня.</w:t>
+        <w:t xml:space="preserve">Такая динамика характерна для консервативных систем: популяции бесконечно колеблются около некоторого среднего значения, не переходя в состояние покоя.</w:t>
       </w:r>
     </w:p>
     <w:p>
@@ -20161,7 +20239,7 @@
         <w:pStyle w:val="BodyText"/>
       </w:pPr>
       <w:r>
-        <w:t xml:space="preserve">Фазовый портрет базовой модели имеет вид замкнутой овальной траектории. Это подтверждает периодический характер движения: система многократно возвращается в те же фазовые состояния, а траектория остаётся ограниченной.</w:t>
+        <w:t xml:space="preserve">Фазовая траектория представляет собой замкнутую кривую, что указывает на повторяемость состояний системы.</w:t>
       </w:r>
     </w:p>
     <w:bookmarkEnd w:id="59"/>
@@ -20289,61 +20367,7 @@
         <w:pStyle w:val="BodyText"/>
       </w:pPr>
       <w:r>
-        <w:t xml:space="preserve">В расширенной модели также наблюдается колебательный процесс, однако его характер существенно отличается от базового случая. На графиках</w:t>
-      </w:r>
-      <w:r>
-        <w:t xml:space="preserve"> </w:t>
-      </w:r>
-      <m:oMath>
-        <m:r>
-          <m:t>x</m:t>
-        </m:r>
-        <m:d>
-          <m:dPr>
-            <m:begChr m:val="("/>
-            <m:sepChr m:val=""/>
-            <m:endChr m:val=")"/>
-            <m:grow/>
-          </m:dPr>
-          <m:e>
-            <m:r>
-              <m:t>t</m:t>
-            </m:r>
-          </m:e>
-        </m:d>
-      </m:oMath>
-      <w:r>
-        <w:t xml:space="preserve"> </w:t>
-      </w:r>
-      <w:r>
-        <w:t xml:space="preserve">и</w:t>
-      </w:r>
-      <w:r>
-        <w:t xml:space="preserve"> </w:t>
-      </w:r>
-      <m:oMath>
-        <m:r>
-          <m:t>y</m:t>
-        </m:r>
-        <m:d>
-          <m:dPr>
-            <m:begChr m:val="("/>
-            <m:sepChr m:val=""/>
-            <m:endChr m:val=")"/>
-            <m:grow/>
-          </m:dPr>
-          <m:e>
-            <m:r>
-              <m:t>t</m:t>
-            </m:r>
-          </m:e>
-        </m:d>
-      </m:oMath>
-      <w:r>
-        <w:t xml:space="preserve"> </w:t>
-      </w:r>
-      <w:r>
-        <w:t xml:space="preserve">видно, что в начале движения амплитуда колебаний достаточно велика, но затем постепенно уменьшается.</w:t>
+        <w:t xml:space="preserve">В модифицированной системе динамика существенно меняется. Начальные колебания имеют большую амплитуду, однако со временем она уменьшается.</w:t>
       </w:r>
     </w:p>
     <w:p>
@@ -20351,7 +20375,7 @@
         <w:pStyle w:val="BodyText"/>
       </w:pPr>
       <w:r>
-        <w:t xml:space="preserve">Это связано с появлением дополнительного нелинейного члена</w:t>
+        <w:t xml:space="preserve">Это обусловлено добавлением члена</w:t>
       </w:r>
       <w:r>
         <w:t xml:space="preserve"> </w:t>
@@ -20380,7 +20404,7 @@
         </m:sSup>
       </m:oMath>
       <w:r>
-        <w:t xml:space="preserve">, который ограничивает рост популяции жертв. В результате система теряет исходную консервативность, и колебания становятся затухающими по амплитуде. Со временем решение стремится не к нулю, а к некоторому устойчивому стационарному режиму.</w:t>
+        <w:t xml:space="preserve">, ограничивающего рост жертв. В результате система теряет идеальную цикличность и стремится к устойчивому состоянию.</w:t>
       </w:r>
     </w:p>
     <w:p>
@@ -20388,7 +20412,7 @@
         <w:pStyle w:val="BodyText"/>
       </w:pPr>
       <w:r>
-        <w:t xml:space="preserve">Фазовый портрет расширенной модели подтверждает этот вывод. Траектория имеет вид закручивающейся спирали, которая постепенно стягивается к внутренней области фазового пространства. Это означает, что после переходного процесса система приближается к устойчивому состоянию равновесия.</w:t>
+        <w:t xml:space="preserve">Фазовый портрет приобретает форму спирали, сходящейся к точке равновесия, что свидетельствует о затухающем характере процесса.</w:t>
       </w:r>
     </w:p>
     <w:p>
@@ -20396,7 +20420,7 @@
         <w:pStyle w:val="BodyText"/>
       </w:pPr>
       <w:r>
-        <w:t xml:space="preserve">Следовательно, расширенная модель демонстрирует затухающие колебания с выходом на стационарное состояние. Дополнительный нелинейный механизм стабилизирует динамику и подавляет незатухающие циклы, характерные для базовой модели.</w:t>
+        <w:t xml:space="preserve">Таким образом, модификация приводит к стабилизации системы.</w:t>
       </w:r>
     </w:p>
     <w:bookmarkEnd w:id="66"/>
@@ -20506,95 +20530,7 @@
         <w:pStyle w:val="BodyText"/>
       </w:pPr>
       <w:r>
-        <w:t xml:space="preserve">Было проведено параметрическое исследование двух моделей. Для базовой модели варьировался параметр</w:t>
-      </w:r>
-      <w:r>
-        <w:t xml:space="preserve"> </w:t>
-      </w:r>
-      <m:oMath>
-        <m:r>
-          <m:t>a</m:t>
-        </m:r>
-      </m:oMath>
-      <w:r>
-        <w:t xml:space="preserve">, а для расширенной — параметр</w:t>
-      </w:r>
-      <w:r>
-        <w:t xml:space="preserve"> </w:t>
-      </w:r>
-      <m:oMath>
-        <m:r>
-          <m:t>k</m:t>
-        </m:r>
-      </m:oMath>
-      <w:r>
-        <w:t xml:space="preserve">, отвечающий за дополнительное ограничение роста популяции жертв.</w:t>
-      </w:r>
-    </w:p>
-    <w:p>
-      <w:pPr>
-        <w:pStyle w:val="BodyText"/>
-      </w:pPr>
-      <w:r>
-        <w:t xml:space="preserve">Для базовой модели изменение параметра</w:t>
-      </w:r>
-      <w:r>
-        <w:t xml:space="preserve"> </w:t>
-      </w:r>
-      <m:oMath>
-        <m:r>
-          <m:t>a</m:t>
-        </m:r>
-      </m:oMath>
-      <w:r>
-        <w:t xml:space="preserve"> </w:t>
-      </w:r>
-      <w:r>
-        <w:t xml:space="preserve">влияет прежде всего на характер периодических колебаний. При разных значениях параметра изменяются амплитуда и частота колебаний, однако общий режим остаётся колебательным: траектории не затухают и сохраняют выраженную периодичность на всём временном интервале.</w:t>
-      </w:r>
-    </w:p>
-    <w:p>
-      <w:pPr>
-        <w:pStyle w:val="BodyText"/>
-      </w:pPr>
-      <w:r>
-        <w:t xml:space="preserve">Для расширенной модели изменение параметра</w:t>
-      </w:r>
-      <w:r>
-        <w:t xml:space="preserve"> </w:t>
-      </w:r>
-      <m:oMath>
-        <m:r>
-          <m:t>k</m:t>
-        </m:r>
-      </m:oMath>
-      <w:r>
-        <w:t xml:space="preserve"> </w:t>
-      </w:r>
-      <w:r>
-        <w:t xml:space="preserve">существенно влияет на скорость затухания и уровень, к которому стремится решение. При увеличении</w:t>
-      </w:r>
-      <w:r>
-        <w:t xml:space="preserve"> </w:t>
-      </w:r>
-      <m:oMath>
-        <m:r>
-          <m:t>k</m:t>
-        </m:r>
-      </m:oMath>
-      <w:r>
-        <w:t xml:space="preserve"> </w:t>
-      </w:r>
-      <w:r>
-        <w:t xml:space="preserve">вклад нелинейного ограничения усиливается, вследствие чего колебания быстрее подавляются, а переход к стационарному режиму происходит более заметно.</w:t>
-      </w:r>
-    </w:p>
-    <w:p>
-      <w:pPr>
-        <w:pStyle w:val="BodyText"/>
-      </w:pPr>
-      <w:r>
-        <w:t xml:space="preserve">Основные наблюдения:</w:t>
+        <w:t xml:space="preserve">Проведено исследование влияния параметров:</w:t>
       </w:r>
     </w:p>
     <w:p>
@@ -20602,11 +20538,22 @@
         <w:pStyle w:val="Compact"/>
         <w:numPr>
           <w:ilvl w:val="0"/>
-          <w:numId w:val="1002"/>
+          <w:numId w:val="1004"/>
         </w:numPr>
       </w:pPr>
       <w:r>
-        <w:t xml:space="preserve">базовая модель сохраняет устойчивый колебательный режим;</w:t>
+        <w:t xml:space="preserve">в базовой модели варьировался</w:t>
+      </w:r>
+      <w:r>
+        <w:t xml:space="preserve"> </w:t>
+      </w:r>
+      <m:oMath>
+        <m:r>
+          <m:t>a</m:t>
+        </m:r>
+      </m:oMath>
+      <w:r>
+        <w:br/>
       </w:r>
     </w:p>
     <w:p>
@@ -20614,11 +20561,57 @@
         <w:pStyle w:val="Compact"/>
         <w:numPr>
           <w:ilvl w:val="0"/>
-          <w:numId w:val="1002"/>
+          <w:numId w:val="1004"/>
         </w:numPr>
       </w:pPr>
       <w:r>
-        <w:t xml:space="preserve">расширенная модель демонстрирует затухание колебаний;</w:t>
+        <w:t xml:space="preserve">в расширенной — параметр</w:t>
+      </w:r>
+      <w:r>
+        <w:t xml:space="preserve"> </w:t>
+      </w:r>
+      <m:oMath>
+        <m:r>
+          <m:t>k</m:t>
+        </m:r>
+      </m:oMath>
+    </w:p>
+    <w:p>
+      <w:pPr>
+        <w:pStyle w:val="FirstParagraph"/>
+      </w:pPr>
+      <w:r>
+        <w:t xml:space="preserve">В первом случае изменения касаются формы колебаний: меняются частота и амплитуда, но сам режим остаётся периодическим.</w:t>
+      </w:r>
+    </w:p>
+    <w:p>
+      <w:pPr>
+        <w:pStyle w:val="BodyText"/>
+      </w:pPr>
+      <w:r>
+        <w:t xml:space="preserve">Во втором случае увеличение</w:t>
+      </w:r>
+      <w:r>
+        <w:t xml:space="preserve"> </w:t>
+      </w:r>
+      <m:oMath>
+        <m:r>
+          <m:t>k</m:t>
+        </m:r>
+      </m:oMath>
+      <w:r>
+        <w:t xml:space="preserve"> </w:t>
+      </w:r>
+      <w:r>
+        <w:t xml:space="preserve">ускоряет затухание и усиливает стабилизацию.</w:t>
+      </w:r>
+    </w:p>
+    <w:p>
+      <w:pPr>
+        <w:pStyle w:val="BodyText"/>
+      </w:pPr>
+      <w:r>
+        <w:t xml:space="preserve">Основные выводы:</w:t>
       </w:r>
     </w:p>
     <w:p>
@@ -20626,11 +20619,41 @@
         <w:pStyle w:val="Compact"/>
         <w:numPr>
           <w:ilvl w:val="0"/>
-          <w:numId w:val="1002"/>
+          <w:numId w:val="1005"/>
         </w:numPr>
       </w:pPr>
       <w:r>
-        <w:t xml:space="preserve">параметры влияют на амплитуду, частоту и скорость установления решения.</w:t>
+        <w:t xml:space="preserve">базовая система сохраняет цикличность</w:t>
+      </w:r>
+      <w:r>
+        <w:br/>
+      </w:r>
+    </w:p>
+    <w:p>
+      <w:pPr>
+        <w:pStyle w:val="Compact"/>
+        <w:numPr>
+          <w:ilvl w:val="0"/>
+          <w:numId w:val="1005"/>
+        </w:numPr>
+      </w:pPr>
+      <w:r>
+        <w:t xml:space="preserve">расширенная система стабилизируется</w:t>
+      </w:r>
+      <w:r>
+        <w:br/>
+      </w:r>
+    </w:p>
+    <w:p>
+      <w:pPr>
+        <w:pStyle w:val="Compact"/>
+        <w:numPr>
+          <w:ilvl w:val="0"/>
+          <w:numId w:val="1005"/>
+        </w:numPr>
+      </w:pPr>
+      <w:r>
+        <w:t xml:space="preserve">параметры определяют характер переходных процессов</w:t>
       </w:r>
     </w:p>
     <w:bookmarkEnd w:id="71"/>
@@ -20730,7 +20753,7 @@
         <w:pStyle w:val="BodyText"/>
       </w:pPr>
       <w:r>
-        <w:t xml:space="preserve">Анализ траекторий</w:t>
+        <w:t xml:space="preserve">Поведение</w:t>
       </w:r>
       <w:r>
         <w:t xml:space="preserve"> </w:t>
@@ -20757,29 +20780,42 @@
         <w:t xml:space="preserve"> </w:t>
       </w:r>
       <w:r>
-        <w:t xml:space="preserve">показывает аналогичные закономерности. Для базовой модели переменная сохраняет регулярные периодические колебания, причём изменение параметра</w:t>
-      </w:r>
-      <w:r>
-        <w:t xml:space="preserve"> </w:t>
-      </w:r>
-      <m:oMath>
-        <m:r>
-          <m:t>a</m:t>
-        </m:r>
-      </m:oMath>
-      <w:r>
-        <w:t xml:space="preserve"> </w:t>
-      </w:r>
-      <w:r>
-        <w:t xml:space="preserve">приводит к изменению формы и масштаба этих колебаний, но не разрушает сам периодический режим.</w:t>
+        <w:t xml:space="preserve">аналогично:</w:t>
       </w:r>
     </w:p>
     <w:p>
       <w:pPr>
-        <w:pStyle w:val="BodyText"/>
+        <w:pStyle w:val="Compact"/>
+        <w:numPr>
+          <w:ilvl w:val="0"/>
+          <w:numId w:val="1006"/>
+        </w:numPr>
       </w:pPr>
       <w:r>
-        <w:t xml:space="preserve">В расширенной модели семейство кривых демонстрирует постепенное уменьшение амплитуды и выход на различные стационарные уровни. Чем сильнее нелинейное ограничение, тем быстрее исчезают большие колебания и тем быстрее система приближается к устойчивому состоянию.</w:t>
+        <w:t xml:space="preserve">в базовой модели сохраняется периодичность</w:t>
+      </w:r>
+      <w:r>
+        <w:br/>
+      </w:r>
+    </w:p>
+    <w:p>
+      <w:pPr>
+        <w:pStyle w:val="Compact"/>
+        <w:numPr>
+          <w:ilvl w:val="0"/>
+          <w:numId w:val="1006"/>
+        </w:numPr>
+      </w:pPr>
+      <w:r>
+        <w:t xml:space="preserve">в расширенной наблюдается выход на устойчивый уровень</w:t>
+      </w:r>
+    </w:p>
+    <w:p>
+      <w:pPr>
+        <w:pStyle w:val="FirstParagraph"/>
+      </w:pPr>
+      <w:r>
+        <w:t xml:space="preserve">Усиление нелинейного эффекта ускоряет достижение равновесия.</w:t>
       </w:r>
     </w:p>
     <w:bookmarkEnd w:id="75"/>
@@ -20852,31 +20888,42 @@
         <w:pStyle w:val="BodyText"/>
       </w:pPr>
       <w:r>
-        <w:t xml:space="preserve">Сравнение фазовых траекторий позволяет наглядно увидеть различие в структуре динамики при разных параметрах и для разных типов модели.</w:t>
+        <w:t xml:space="preserve">Фазовые портреты демонстрируют различие структур:</w:t>
       </w:r>
     </w:p>
     <w:p>
       <w:pPr>
-        <w:pStyle w:val="BodyText"/>
+        <w:pStyle w:val="Compact"/>
+        <w:numPr>
+          <w:ilvl w:val="0"/>
+          <w:numId w:val="1007"/>
+        </w:numPr>
       </w:pPr>
       <w:r>
-        <w:t xml:space="preserve">Для базовой модели фазовые траектории в основном представляют собой замкнутые кривые различного размера и формы. Это указывает на сохранение периодического режима и отсутствие стремления к единственной точке равновесия.</w:t>
+        <w:t xml:space="preserve">базовая модель — замкнутые орбиты</w:t>
+      </w:r>
+      <w:r>
+        <w:br/>
       </w:r>
     </w:p>
     <w:p>
       <w:pPr>
-        <w:pStyle w:val="BodyText"/>
+        <w:pStyle w:val="Compact"/>
+        <w:numPr>
+          <w:ilvl w:val="0"/>
+          <w:numId w:val="1007"/>
+        </w:numPr>
       </w:pPr>
       <w:r>
-        <w:t xml:space="preserve">Для расширенной модели фазовые траектории имеют спиралевидный характер и постепенно стягиваются к внутренним областям фазового пространства. Такое поведение соответствует затухающим колебаниям и наличию устойчивого состояния, к которому стремится система после переходного процесса.</w:t>
+        <w:t xml:space="preserve">расширенная модель — спиральное притяжение к равновесию</w:t>
       </w:r>
     </w:p>
     <w:p>
       <w:pPr>
-        <w:pStyle w:val="BodyText"/>
+        <w:pStyle w:val="FirstParagraph"/>
       </w:pPr>
       <w:r>
-        <w:t xml:space="preserve">Следовательно, фазовые портреты подтверждают, что параметрическое изменение коэффициентов не меняет фундаментальную природу моделей: базовая система остаётся автоколебательной, а расширенная — стабилизирующейся.</w:t>
+        <w:t xml:space="preserve">Это подтверждает различную природу динамики систем.</w:t>
       </w:r>
     </w:p>
     <w:bookmarkEnd w:id="79"/>
@@ -20950,7 +20997,7 @@
         <w:pStyle w:val="BodyText"/>
       </w:pPr>
       <w:r>
-        <w:t xml:space="preserve">Рассматривалась метрика</w:t>
+        <w:t xml:space="preserve">Использовалась метрика:</w:t>
       </w:r>
     </w:p>
     <w:p>
@@ -21081,12 +21128,6 @@
               </m:sSup>
             </m:e>
           </m:rad>
-          <m:r>
-            <m:rPr>
-              <m:sty m:val="p"/>
-            </m:rPr>
-            <m:t>.</m:t>
-          </m:r>
         </m:oMath>
       </m:oMathPara>
     </w:p>
@@ -21095,36 +21136,7 @@
         <w:pStyle w:val="FirstParagraph"/>
       </w:pPr>
       <w:r>
-        <w:t xml:space="preserve">Полученные результаты показывают, что для базовой модели значение</w:t>
-      </w:r>
-      <w:r>
-        <w:t xml:space="preserve"> </w:t>
-      </w:r>
-      <m:oMath>
-        <m:r>
-          <m:rPr>
-            <m:nor/>
-            <m:sty m:val="p"/>
-          </m:rPr>
-          <m:t>norm_final</m:t>
-        </m:r>
-      </m:oMath>
-      <w:r>
-        <w:t xml:space="preserve"> </w:t>
-      </w:r>
-      <w:r>
-        <w:t xml:space="preserve">остаётся сравнительно большим и заметно зависит от параметра</w:t>
-      </w:r>
-      <w:r>
-        <w:t xml:space="preserve"> </w:t>
-      </w:r>
-      <m:oMath>
-        <m:r>
-          <m:t>a</m:t>
-        </m:r>
-      </m:oMath>
-      <w:r>
-        <w:t xml:space="preserve">. Это связано с тем, что к моменту окончания интегрирования система продолжает находиться в колебательном режиме и не переходит к стационарному состоянию.</w:t>
+        <w:t xml:space="preserve">Для базовой модели значение метрики остаётся значительным, так как система продолжает колебаться.</w:t>
       </w:r>
     </w:p>
     <w:p>
@@ -21132,36 +21144,7 @@
         <w:pStyle w:val="BodyText"/>
       </w:pPr>
       <w:r>
-        <w:t xml:space="preserve">Для расширенной модели значения метрики также зависят от параметра</w:t>
-      </w:r>
-      <w:r>
-        <w:t xml:space="preserve"> </w:t>
-      </w:r>
-      <m:oMath>
-        <m:r>
-          <m:t>k</m:t>
-        </m:r>
-      </m:oMath>
-      <w:r>
-        <w:t xml:space="preserve">, однако их интерпретация иная. Здесь величина</w:t>
-      </w:r>
-      <w:r>
-        <w:t xml:space="preserve"> </w:t>
-      </w:r>
-      <m:oMath>
-        <m:r>
-          <m:rPr>
-            <m:nor/>
-            <m:sty m:val="p"/>
-          </m:rPr>
-          <m:t>norm_final</m:t>
-        </m:r>
-      </m:oMath>
-      <w:r>
-        <w:t xml:space="preserve"> </w:t>
-      </w:r>
-      <w:r>
-        <w:t xml:space="preserve">определяется уже не фазой незатухающего цикла, а положением устойчивого состояния, к которому система приближается после затухания переходных колебаний.</w:t>
+        <w:t xml:space="preserve">Для расширенной модели метрика отражает положение устойчивого состояния, достигнутого после затухания.</w:t>
       </w:r>
     </w:p>
     <w:bookmarkEnd w:id="84"/>
@@ -21234,7 +21217,7 @@
         <w:pStyle w:val="BodyText"/>
       </w:pPr>
       <w:r>
-        <w:t xml:space="preserve">Бенчмаркинг показывает, что время численного решения во всех экспериментах остаётся очень малым и имеет один порядок величины. Это свидетельствует о хорошей вычислительной эффективности используемой схемы интегрирования для обеих моделей.</w:t>
+        <w:t xml:space="preserve">Численные эксперименты показывают высокую эффективность вычислений.</w:t>
       </w:r>
     </w:p>
     <w:p>
@@ -21242,7 +21225,7 @@
         <w:pStyle w:val="BodyText"/>
       </w:pPr>
       <w:r>
-        <w:t xml:space="preserve">Для базовой модели наблюдается небольшой разброс времени вычисления при изменении параметра</w:t>
+        <w:t xml:space="preserve">Изменение параметров</w:t>
       </w:r>
       <w:r>
         <w:t xml:space="preserve"> </w:t>
@@ -21253,7 +21236,10 @@
         </m:r>
       </m:oMath>
       <w:r>
-        <w:t xml:space="preserve">. Для расширенной модели время также меняется несущественно при варьировании параметра</w:t>
+        <w:t xml:space="preserve"> </w:t>
+      </w:r>
+      <w:r>
+        <w:t xml:space="preserve">и</w:t>
       </w:r>
       <w:r>
         <w:t xml:space="preserve"> </w:t>
@@ -21264,7 +21250,10 @@
         </m:r>
       </m:oMath>
       <w:r>
-        <w:t xml:space="preserve">.</w:t>
+        <w:t xml:space="preserve"> </w:t>
+      </w:r>
+      <w:r>
+        <w:t xml:space="preserve">практически не влияет на время расчёта.</w:t>
       </w:r>
     </w:p>
     <w:p>
@@ -21272,7 +21261,7 @@
         <w:pStyle w:val="BodyText"/>
       </w:pPr>
       <w:r>
-        <w:t xml:space="preserve">Можно отметить, что расширение модели дополнительным нелинейным членом не приводит к резкому росту вычислительных затрат. Следовательно, усложнение структуры системы практически не ухудшает её численную разрешимость на выбранном интервале времени.</w:t>
+        <w:t xml:space="preserve">Добавление нелинейного члена не приводит к существенному увеличению вычислительных затрат.</w:t>
       </w:r>
     </w:p>
     <w:bookmarkEnd w:id="88"/>
@@ -21290,11 +21279,14 @@
         <w:pStyle w:val="Compact"/>
         <w:numPr>
           <w:ilvl w:val="0"/>
-          <w:numId w:val="1003"/>
+          <w:numId w:val="1008"/>
         </w:numPr>
       </w:pPr>
       <w:r>
-        <w:t xml:space="preserve">Базовая модель демонстрирует устойчивые незатухающие периодические колебания.</w:t>
+        <w:t xml:space="preserve">Базовая система демонстрирует устойчивые колебания без затухания.</w:t>
+      </w:r>
+      <w:r>
+        <w:br/>
       </w:r>
     </w:p>
     <w:p>
@@ -21302,11 +21294,14 @@
         <w:pStyle w:val="Compact"/>
         <w:numPr>
           <w:ilvl w:val="0"/>
-          <w:numId w:val="1003"/>
+          <w:numId w:val="1008"/>
         </w:numPr>
       </w:pPr>
       <w:r>
-        <w:t xml:space="preserve">Расширенная модель характеризуется затухающими колебаниями и выходом на стационарное состояние.</w:t>
+        <w:t xml:space="preserve">Расширенная модель приводит к установлению равновесия.</w:t>
+      </w:r>
+      <w:r>
+        <w:br/>
       </w:r>
     </w:p>
     <w:p>
@@ -21314,11 +21309,14 @@
         <w:pStyle w:val="Compact"/>
         <w:numPr>
           <w:ilvl w:val="0"/>
-          <w:numId w:val="1003"/>
+          <w:numId w:val="1008"/>
         </w:numPr>
       </w:pPr>
       <w:r>
-        <w:t xml:space="preserve">Фазовые портреты подтверждают различие между замкнутыми периодическими траекториями базовой модели и спиральным стягиванием в расширенной модели.</w:t>
+        <w:t xml:space="preserve">Фазовые портреты наглядно отражают различие динамики.</w:t>
+      </w:r>
+      <w:r>
+        <w:br/>
       </w:r>
     </w:p>
     <w:p>
@@ -21326,39 +21324,14 @@
         <w:pStyle w:val="Compact"/>
         <w:numPr>
           <w:ilvl w:val="0"/>
-          <w:numId w:val="1003"/>
+          <w:numId w:val="1008"/>
         </w:numPr>
       </w:pPr>
       <w:r>
-        <w:t xml:space="preserve">Параметры</w:t>
-      </w:r>
-      <w:r>
-        <w:t xml:space="preserve"> </w:t>
-      </w:r>
-      <m:oMath>
-        <m:r>
-          <m:t>a</m:t>
-        </m:r>
-      </m:oMath>
-      <w:r>
-        <w:t xml:space="preserve"> </w:t>
-      </w:r>
-      <w:r>
-        <w:t xml:space="preserve">и</w:t>
-      </w:r>
-      <w:r>
-        <w:t xml:space="preserve"> </w:t>
-      </w:r>
-      <m:oMath>
-        <m:r>
-          <m:t>k</m:t>
-        </m:r>
-      </m:oMath>
-      <w:r>
-        <w:t xml:space="preserve"> </w:t>
-      </w:r>
-      <w:r>
-        <w:t xml:space="preserve">влияют на амплитуду, частоту и скорость установления решения.</w:t>
+        <w:t xml:space="preserve">Параметры существенно влияют на форму решений.</w:t>
+      </w:r>
+      <w:r>
+        <w:br/>
       </w:r>
     </w:p>
     <w:p>
@@ -21366,7 +21339,7 @@
         <w:pStyle w:val="Compact"/>
         <w:numPr>
           <w:ilvl w:val="0"/>
-          <w:numId w:val="1003"/>
+          <w:numId w:val="1008"/>
         </w:numPr>
       </w:pPr>
       <w:r>
@@ -21388,7 +21361,10 @@
         <w:t xml:space="preserve"> </w:t>
       </w:r>
       <w:r>
-        <w:t xml:space="preserve">отражает качественное различие между незатухающим и стабилизирующимся режимами.</w:t>
+        <w:t xml:space="preserve">позволяет различать режимы.</w:t>
+      </w:r>
+      <w:r>
+        <w:br/>
       </w:r>
     </w:p>
     <w:p>
@@ -21396,11 +21372,11 @@
         <w:pStyle w:val="Compact"/>
         <w:numPr>
           <w:ilvl w:val="0"/>
-          <w:numId w:val="1003"/>
+          <w:numId w:val="1008"/>
         </w:numPr>
       </w:pPr>
       <w:r>
-        <w:t xml:space="preserve">Обе модели эффективно вычисляются численно, а увеличение сложности системы не приводит к существенному росту времени расчёта.</w:t>
+        <w:t xml:space="preserve">Численные методы обеспечивают быстрый расчёт даже для усложнённых моделей.</w:t>
       </w:r>
     </w:p>
     <w:bookmarkEnd w:id="89"/>
@@ -21419,7 +21395,7 @@
         <w:pStyle w:val="Compact"/>
         <w:numPr>
           <w:ilvl w:val="0"/>
-          <w:numId w:val="1004"/>
+          <w:numId w:val="1009"/>
         </w:numPr>
       </w:pPr>
       <w:hyperlink r:id="rId91">
@@ -21430,13 +21406,16 @@
           <w:t xml:space="preserve">Модель Лотки-Вольтерры</w:t>
         </w:r>
       </w:hyperlink>
+      <w:r>
+        <w:br/>
+      </w:r>
     </w:p>
     <w:p>
       <w:pPr>
         <w:pStyle w:val="Compact"/>
         <w:numPr>
           <w:ilvl w:val="0"/>
-          <w:numId w:val="1004"/>
+          <w:numId w:val="1009"/>
         </w:numPr>
       </w:pPr>
       <w:hyperlink r:id="rId92">
@@ -21781,9 +21760,6 @@
     </w:lvlOverride>
   </w:num>
   <w:num w:numId="1002">
-    <w:abstractNumId w:val="991"/>
-  </w:num>
-  <w:num w:numId="1003">
     <w:abstractNumId w:val="99411"/>
     <w:lvlOverride w:ilvl="0">
       <w:startOverride w:val="1"/>
@@ -21813,7 +21789,52 @@
       <w:startOverride w:val="1"/>
     </w:lvlOverride>
   </w:num>
+  <w:num w:numId="1003">
+    <w:abstractNumId w:val="991"/>
+  </w:num>
   <w:num w:numId="1004">
+    <w:abstractNumId w:val="991"/>
+  </w:num>
+  <w:num w:numId="1005">
+    <w:abstractNumId w:val="991"/>
+  </w:num>
+  <w:num w:numId="1006">
+    <w:abstractNumId w:val="991"/>
+  </w:num>
+  <w:num w:numId="1007">
+    <w:abstractNumId w:val="991"/>
+  </w:num>
+  <w:num w:numId="1008">
+    <w:abstractNumId w:val="99411"/>
+    <w:lvlOverride w:ilvl="0">
+      <w:startOverride w:val="1"/>
+    </w:lvlOverride>
+    <w:lvlOverride w:ilvl="1">
+      <w:startOverride w:val="1"/>
+    </w:lvlOverride>
+    <w:lvlOverride w:ilvl="2">
+      <w:startOverride w:val="1"/>
+    </w:lvlOverride>
+    <w:lvlOverride w:ilvl="3">
+      <w:startOverride w:val="1"/>
+    </w:lvlOverride>
+    <w:lvlOverride w:ilvl="4">
+      <w:startOverride w:val="1"/>
+    </w:lvlOverride>
+    <w:lvlOverride w:ilvl="5">
+      <w:startOverride w:val="1"/>
+    </w:lvlOverride>
+    <w:lvlOverride w:ilvl="6">
+      <w:startOverride w:val="1"/>
+    </w:lvlOverride>
+    <w:lvlOverride w:ilvl="7">
+      <w:startOverride w:val="1"/>
+    </w:lvlOverride>
+    <w:lvlOverride w:ilvl="8">
+      <w:startOverride w:val="1"/>
+    </w:lvlOverride>
+  </w:num>
+  <w:num w:numId="1009">
     <w:abstractNumId w:val="99411"/>
     <w:lvlOverride w:ilvl="0">
       <w:startOverride w:val="1"/>
